--- a/assets/pdf/par/homework/05-diffusion.docx
+++ b/assets/pdf/par/homework/05-diffusion.docx
@@ -29,7 +29,12 @@
         <w:rPr>
           <w:color w:val="3a3a3a" w:themeColor="background2" w:themeShade="40"/>
         </w:rPr>
-        <w:t xml:space="preserve">Homework 4: Diffusion and the Heat Equation</w:t>
+        <w:t xml:space="preserve">Homework 5: Diffusion and the Heat Equation</w:t>
+      </w:r>
+      <w:r>
+        <w:rPr>
+          <w:color w:val="3a3a3a" w:themeColor="background2" w:themeShade="40"/>
+        </w:rPr>
       </w:r>
       <w:r>
         <w:rPr>
@@ -120,7 +125,7 @@
               <m:alnScr m:val="off"/>
               <m:ctrlPr>
                 <w:rPr>
-                  <w:rFonts w:hint="default" w:ascii="Cambria Math" w:hAnsi="Cambria Math" w:eastAsia="Cambria Math" w:cs="Cambria Math"/>
+                  <w:rFonts w:ascii="Cambria Math" w:hAnsi="Cambria Math" w:eastAsia="Cambria Math" w:cs="Cambria Math"/>
                   <w:b w:val="0"/>
                   <w:highlight w:val="none"/>
                 </w:rPr>
@@ -179,7 +184,7 @@
               <m:endChr m:val=")"/>
               <m:ctrlPr>
                 <w:rPr>
-                  <w:rFonts w:hint="default" w:ascii="Cambria Math" w:hAnsi="Cambria Math" w:eastAsia="Cambria Math" w:cs="Cambria Math"/>
+                  <w:rFonts w:ascii="Cambria Math" w:hAnsi="Cambria Math" w:eastAsia="Cambria Math" w:cs="Cambria Math"/>
                   <w:b w:val="0"/>
                   <w:highlight w:val="none"/>
                 </w:rPr>
@@ -203,7 +208,7 @@
               <m:alnScr m:val="off"/>
               <m:ctrlPr>
                 <w:rPr>
-                  <w:rFonts w:hint="default" w:ascii="Cambria Math" w:hAnsi="Cambria Math" w:eastAsia="Cambria Math" w:cs="Cambria Math"/>
+                  <w:rFonts w:ascii="Cambria Math" w:hAnsi="Cambria Math" w:eastAsia="Cambria Math" w:cs="Cambria Math"/>
                   <w:b w:val="0"/>
                   <w:highlight w:val="none"/>
                 </w:rPr>
@@ -262,7 +267,7 @@
               <m:endChr m:val=")"/>
               <m:ctrlPr>
                 <w:rPr>
-                  <w:rFonts w:hint="default" w:ascii="Cambria Math" w:hAnsi="Cambria Math" w:eastAsia="Cambria Math" w:cs="Cambria Math"/>
+                  <w:rFonts w:ascii="Cambria Math" w:hAnsi="Cambria Math" w:eastAsia="Cambria Math" w:cs="Cambria Math"/>
                   <w:b w:val="0"/>
                   <w:highlight w:val="none"/>
                 </w:rPr>
@@ -274,7 +279,7 @@
                   <m:alnScr m:val="off"/>
                   <m:ctrlPr>
                     <w:rPr>
-                      <w:rFonts w:hint="default" w:ascii="Cambria Math" w:hAnsi="Cambria Math" w:eastAsia="Cambria Math" w:cs="Cambria Math"/>
+                      <w:rFonts w:ascii="Cambria Math" w:hAnsi="Cambria Math" w:eastAsia="Cambria Math" w:cs="Cambria Math"/>
                       <w:b w:val="0"/>
                       <w:highlight w:val="none"/>
                     </w:rPr>
@@ -332,7 +337,7 @@
                   <m:alnScr m:val="off"/>
                   <m:ctrlPr>
                     <w:rPr>
-                      <w:rFonts w:hint="default" w:ascii="Cambria Math" w:hAnsi="Cambria Math" w:eastAsia="Cambria Math" w:cs="Cambria Math"/>
+                      <w:rFonts w:ascii="Cambria Math" w:hAnsi="Cambria Math" w:eastAsia="Cambria Math" w:cs="Cambria Math"/>
                       <w:b w:val="0"/>
                       <w:highlight w:val="none"/>
                     </w:rPr>
@@ -390,7 +395,7 @@
                   <m:alnScr m:val="off"/>
                   <m:ctrlPr>
                     <w:rPr>
-                      <w:rFonts w:hint="default" w:ascii="Cambria Math" w:hAnsi="Cambria Math" w:eastAsia="Cambria Math" w:cs="Cambria Math"/>
+                      <w:rFonts w:ascii="Cambria Math" w:hAnsi="Cambria Math" w:eastAsia="Cambria Math" w:cs="Cambria Math"/>
                       <w:b w:val="0"/>
                       <w:highlight w:val="none"/>
                     </w:rPr>
@@ -448,7 +453,7 @@
                   <m:alnScr m:val="off"/>
                   <m:ctrlPr>
                     <w:rPr>
-                      <w:rFonts w:hint="default" w:ascii="Cambria Math" w:hAnsi="Cambria Math" w:eastAsia="Cambria Math" w:cs="Cambria Math"/>
+                      <w:rFonts w:ascii="Cambria Math" w:hAnsi="Cambria Math" w:eastAsia="Cambria Math" w:cs="Cambria Math"/>
                       <w:b w:val="0"/>
                       <w:highlight w:val="none"/>
                     </w:rPr>
@@ -1098,7 +1103,7 @@
           <m:sSubPr>
             <m:ctrlPr>
               <w:rPr>
-                <w:rFonts w:hint="default" w:ascii="Cambria Math" w:hAnsi="Cambria Math" w:eastAsia="Cambria Math" w:cs="Cambria Math"/>
+                <w:rFonts w:ascii="Cambria Math" w:hAnsi="Cambria Math" w:eastAsia="Cambria Math" w:cs="Cambria Math"/>
                 <w:b w:val="0"/>
                 <w:highlight w:val="none"/>
               </w:rPr>
@@ -1143,7 +1148,7 @@
           <m:sSubPr>
             <m:ctrlPr>
               <w:rPr>
-                <w:rFonts w:hint="default" w:ascii="Cambria Math" w:hAnsi="Cambria Math" w:eastAsia="Cambria Math" w:cs="Cambria Math"/>
+                <w:rFonts w:ascii="Cambria Math" w:hAnsi="Cambria Math" w:eastAsia="Cambria Math" w:cs="Cambria Math"/>
                 <w:b w:val="0"/>
                 <w:highlight w:val="none"/>
               </w:rPr>
@@ -1385,7 +1390,7 @@
           <m:sSubPr>
             <m:ctrlPr>
               <w:rPr>
-                <w:rFonts w:hint="default" w:ascii="Cambria Math" w:hAnsi="Cambria Math" w:eastAsia="Cambria Math" w:cs="Cambria Math"/>
+                <w:rFonts w:ascii="Cambria Math" w:hAnsi="Cambria Math" w:eastAsia="Cambria Math" w:cs="Cambria Math"/>
                 <w:b w:val="0"/>
                 <w:highlight w:val="none"/>
               </w:rPr>
@@ -1441,7 +1446,7 @@
           <m:sSupPr>
             <m:ctrlPr>
               <w:rPr>
-                <w:rFonts w:hint="default" w:ascii="Cambria Math" w:hAnsi="Cambria Math" w:eastAsia="Cambria Math" w:cs="Cambria Math"/>
+                <w:rFonts w:ascii="Cambria Math" w:hAnsi="Cambria Math" w:eastAsia="Cambria Math" w:cs="Cambria Math"/>
                 <w:b w:val="0"/>
                 <w:highlight w:val="none"/>
               </w:rPr>
@@ -1476,7 +1481,7 @@
           <m:sSupPr>
             <m:ctrlPr>
               <w:rPr>
-                <w:rFonts w:hint="default" w:ascii="Cambria Math" w:hAnsi="Cambria Math" w:eastAsia="Cambria Math" w:cs="Cambria Math"/>
+                <w:rFonts w:ascii="Cambria Math" w:hAnsi="Cambria Math" w:eastAsia="Cambria Math" w:cs="Cambria Math"/>
                 <w:b w:val="0"/>
                 <w:i w:val="0"/>
                 <w:highlight w:val="none"/>
@@ -1558,6 +1563,14 @@
           <w:highlight w:val="none"/>
         </w:rPr>
         <w:t xml:space="preserve">?</w:t>
+      </w:r>
+      <w:r>
+        <w:rPr>
+          <w:rFonts w:ascii="Roboto" w:hAnsi="Roboto"/>
+          <w:b/>
+          <w:bCs/>
+          <w:highlight w:val="none"/>
+        </w:rPr>
       </w:r>
       <w:r>
         <w:rPr>
